--- a/data/exports/atoms-and-nuclei_revision_notes.docx
+++ b/data/exports/atoms-and-nuclei_revision_notes.docx
@@ -189,7 +189,7 @@
                 <w:color w:val="2D3748"/>
                 <w:sz w:val="19"/>
               </w:rPr>
-              <w:t>Atoms And Nuclei - Core Application</w:t>
+              <w:t>Nuclear Physics, Binding Energy &amp; Radioactivity</w:t>
             </w:r>
           </w:p>
         </w:tc>
@@ -209,7 +209,7 @@
               <w:rPr>
                 <w:sz w:val="19"/>
               </w:rPr>
-              <w:t>284 PYQs</w:t>
+              <w:t>177 PYQs</w:t>
             </w:r>
           </w:p>
         </w:tc>
@@ -230,7 +230,94 @@
                 <w:color w:val="718096"/>
                 <w:sz w:val="19"/>
               </w:rPr>
-              <w:t>General Concept</w:t>
+              <w:t>Nuclear Physics</w:t>
+            </w:r>
+          </w:p>
+        </w:tc>
+      </w:tr>
+      <w:tr>
+        <w:tc>
+          <w:tcPr>
+            <w:tcW w:type="dxa" w:w="2160"/>
+            <w:shd w:fill="FFFFFF"/>
+            <w:tcMar>
+              <w:top w:w="80" w:type="dxa"/>
+              <w:bottom w:w="80" w:type="dxa"/>
+              <w:left w:w="150" w:type="dxa"/>
+              <w:right w:w="150" w:type="dxa"/>
+            </w:tcMar>
+          </w:tcPr>
+          <w:p>
+            <w:r>
+              <w:rPr>
+                <w:b/>
+                <w:color w:val="C53030"/>
+                <w:sz w:val="19"/>
+              </w:rPr>
+              <w:t>Very High</w:t>
+            </w:r>
+          </w:p>
+        </w:tc>
+        <w:tc>
+          <w:tcPr>
+            <w:tcW w:type="dxa" w:w="4320"/>
+            <w:shd w:fill="FFFFFF"/>
+            <w:tcMar>
+              <w:top w:w="80" w:type="dxa"/>
+              <w:bottom w:w="80" w:type="dxa"/>
+              <w:left w:w="150" w:type="dxa"/>
+              <w:right w:w="150" w:type="dxa"/>
+            </w:tcMar>
+          </w:tcPr>
+          <w:p>
+            <w:r>
+              <w:rPr>
+                <w:b/>
+                <w:color w:val="2D3748"/>
+                <w:sz w:val="19"/>
+              </w:rPr>
+              <w:t>Bohr's Hydrogen Model &amp; Spectral Series</w:t>
+            </w:r>
+          </w:p>
+        </w:tc>
+        <w:tc>
+          <w:tcPr>
+            <w:tcW w:type="dxa" w:w="1728"/>
+            <w:shd w:fill="FFFFFF"/>
+            <w:tcMar>
+              <w:top w:w="80" w:type="dxa"/>
+              <w:bottom w:w="80" w:type="dxa"/>
+              <w:left w:w="150" w:type="dxa"/>
+              <w:right w:w="150" w:type="dxa"/>
+            </w:tcMar>
+          </w:tcPr>
+          <w:p>
+            <w:r>
+              <w:rPr>
+                <w:sz w:val="19"/>
+              </w:rPr>
+              <w:t>107 PYQs</w:t>
+            </w:r>
+          </w:p>
+        </w:tc>
+        <w:tc>
+          <w:tcPr>
+            <w:tcW w:type="dxa" w:w="1872"/>
+            <w:shd w:fill="FFFFFF"/>
+            <w:tcMar>
+              <w:top w:w="80" w:type="dxa"/>
+              <w:bottom w:w="80" w:type="dxa"/>
+              <w:left w:w="150" w:type="dxa"/>
+              <w:right w:w="150" w:type="dxa"/>
+            </w:tcMar>
+          </w:tcPr>
+          <w:p>
+            <w:r>
+              <w:rPr>
+                <w:color w:val="718096"/>
+                <w:sz w:val="19"/>
+              </w:rPr>
+              <w:t>Atomic Models</w:t>
             </w:r>
           </w:p>
         </w:tc>
@@ -311,6 +398,98 @@
           </w:p>
         </w:tc>
       </w:tr>
+      <w:tr>
+        <w:tc>
+          <w:tcPr>
+            <w:tcW w:type="dxa" w:w="3600"/>
+            <w:shd w:fill="F7FAFC"/>
+            <w:tcMar>
+              <w:top w:w="100" w:type="dxa"/>
+              <w:bottom w:w="100" w:type="dxa"/>
+              <w:left w:w="150" w:type="dxa"/>
+              <w:right w:w="150" w:type="dxa"/>
+            </w:tcMar>
+          </w:tcPr>
+          <w:p>
+            <w:r>
+              <w:rPr>
+                <w:b/>
+                <w:color w:val="1A365D"/>
+                <w:sz w:val="19"/>
+              </w:rPr>
+              <w:t>Nuclear Physics, Binding Energy &amp; Radioactivity</w:t>
+            </w:r>
+          </w:p>
+        </w:tc>
+        <w:tc>
+          <w:tcPr>
+            <w:tcW w:type="dxa" w:w="6480"/>
+            <w:shd w:fill="F7FAFC"/>
+            <w:tcMar>
+              <w:top w:w="100" w:type="dxa"/>
+              <w:bottom w:w="100" w:type="dxa"/>
+              <w:left w:w="150" w:type="dxa"/>
+              <w:right w:w="150" w:type="dxa"/>
+            </w:tcMar>
+          </w:tcPr>
+          <w:p>
+            <w:r>
+              <w:rPr>
+                <w:rFonts w:ascii="Cambria Math" w:hAnsi="Cambria Math"/>
+                <w:color w:val="2D3748"/>
+                <w:sz w:val="19"/>
+              </w:rPr>
+              <w:t>R = R_0 A^{1/3}, \quad \Delta E_b = [Z m_p + (A - Z)m_n - M_{\text{nuc}}]c^2, \quad N(t) = N_0 e^{-\lambda t}, \quad T_{1/2} = \frac{0.693}{\lambda} \approx 0.693\tau</w:t>
+            </w:r>
+          </w:p>
+        </w:tc>
+      </w:tr>
+      <w:tr>
+        <w:tc>
+          <w:tcPr>
+            <w:tcW w:type="dxa" w:w="3600"/>
+            <w:shd w:fill="FFFFFF"/>
+            <w:tcMar>
+              <w:top w:w="100" w:type="dxa"/>
+              <w:bottom w:w="100" w:type="dxa"/>
+              <w:left w:w="150" w:type="dxa"/>
+              <w:right w:w="150" w:type="dxa"/>
+            </w:tcMar>
+          </w:tcPr>
+          <w:p>
+            <w:r>
+              <w:rPr>
+                <w:b/>
+                <w:color w:val="1A365D"/>
+                <w:sz w:val="19"/>
+              </w:rPr>
+              <w:t>Bohr's Hydrogen Model &amp; Spectral Series</w:t>
+            </w:r>
+          </w:p>
+        </w:tc>
+        <w:tc>
+          <w:tcPr>
+            <w:tcW w:type="dxa" w:w="6480"/>
+            <w:shd w:fill="FFFFFF"/>
+            <w:tcMar>
+              <w:top w:w="100" w:type="dxa"/>
+              <w:bottom w:w="100" w:type="dxa"/>
+              <w:left w:w="150" w:type="dxa"/>
+              <w:right w:w="150" w:type="dxa"/>
+            </w:tcMar>
+          </w:tcPr>
+          <w:p>
+            <w:r>
+              <w:rPr>
+                <w:rFonts w:ascii="Cambria Math" w:hAnsi="Cambria Math"/>
+                <w:color w:val="2D3748"/>
+                <w:sz w:val="19"/>
+              </w:rPr>
+              <w:t>r_n = 0.529\frac{n^2}{Z}\text{ \AA}, \quad v_n = 2.18 \times 10^6 \frac{Z}{n}\text{ m/s}, \quad E_n = -13.6\frac{Z^2}{n^2}\text{ eV}, \quad \frac{1}{\lambda} = R Z^2\left(\frac{1}{n_1^2} - \frac{1}{n_2^2}\right)</w:t>
+            </w:r>
+          </w:p>
+        </w:tc>
+      </w:tr>
     </w:tbl>
     <w:p>
       <w:pPr>
@@ -338,7 +517,7 @@
           <w:color w:val="2B6CB0"/>
           <w:sz w:val="24"/>
         </w:rPr>
-        <w:t>3.1 Atoms And Nuclei - Core Application (Very High Yield — 284 PYQs)</w:t>
+        <w:t>3.1 Nuclear Physics, Binding Energy &amp; Radioactivity (Very High Yield — 177 PYQs)</w:t>
       </w:r>
     </w:p>
     <w:p>
@@ -353,7 +532,7 @@
         <w:rPr>
           <w:sz w:val="20"/>
         </w:rPr>
-        <w:t>Key problem pattern in Atoms And Nuclei.</w:t>
+        <w:t>Nuclear radius scaling R \propto A^1/3, constant nuclear density, mass defect conversion (1 amu ≈ 931.5 MeV), and radioactive decay law.</w:t>
       </w:r>
     </w:p>
     <w:tbl>
@@ -391,7 +570,7 @@
                 <w:color w:val="2D3748"/>
                 <w:sz w:val="19"/>
               </w:rPr>
-              <w:t>Watch for algebraic and sign errors.</w:t>
+              <w:t>Nuclear density is CONSTANT (≈ 2.3 × 10^17 kg/m^3) and completely independent of the mass number A!</w:t>
             </w:r>
           </w:p>
         </w:tc>
@@ -432,7 +611,215 @@
                 <w:color w:val="2D3748"/>
                 <w:sz w:val="19"/>
               </w:rPr>
-              <w:t>Verify dimensions and boundary conditions.</w:t>
+              <w:t>Amount remaining after n half-lives: N = (N_0 / 2^n), where n = t / T_(1/2).</w:t>
+            </w:r>
+          </w:p>
+        </w:tc>
+      </w:tr>
+    </w:tbl>
+    <w:p>
+      <w:pPr>
+        <w:spacing w:before="120" w:after="40"/>
+      </w:pPr>
+      <w:r>
+        <w:rPr>
+          <w:b/>
+          <w:color w:val="1A365D"/>
+          <w:sz w:val="19"/>
+        </w:rPr>
+        <w:t>Source PYQs testing this concept:</w:t>
+      </w:r>
+    </w:p>
+    <w:p>
+      <w:pPr>
+        <w:pStyle w:val="ListBullet"/>
+        <w:spacing w:after="40"/>
+      </w:pPr>
+      <w:r>
+        <w:rPr>
+          <w:b/>
+          <w:sz w:val="18"/>
+        </w:rPr>
+        <w:t xml:space="preserve">[2026 Evening Shift] Q#1 (MCQ): </w:t>
+      </w:r>
+      <w:r>
+        <w:rPr>
+          <w:sz w:val="18"/>
+        </w:rPr>
+        <w:t xml:space="preserve">"Which of the following pair of nuclei are isobars of the element?..."  </w:t>
+      </w:r>
+      <w:r>
+        <w:rPr>
+          <w:b/>
+          <w:color w:val="2B6CB0"/>
+          <w:sz w:val="18"/>
+        </w:rPr>
+        <w:t>[Ans: A]</w:t>
+      </w:r>
+    </w:p>
+    <w:p>
+      <w:pPr>
+        <w:pStyle w:val="ListBullet"/>
+        <w:spacing w:after="40"/>
+      </w:pPr>
+      <w:r>
+        <w:rPr>
+          <w:b/>
+          <w:sz w:val="18"/>
+        </w:rPr>
+        <w:t xml:space="preserve">[2026 Evening Shift] Q#1 (Numerical): </w:t>
+      </w:r>
+      <w:r>
+        <w:rPr>
+          <w:sz w:val="18"/>
+        </w:rPr>
+        <w:t xml:space="preserve">"The average energy released per fission for the nucleus of _(92)^235U is 190 MeV . When all the atoms of 47 g pure _(92)^235U underg..."  </w:t>
+      </w:r>
+      <w:r>
+        <w:rPr>
+          <w:b/>
+          <w:color w:val="2B6CB0"/>
+          <w:sz w:val="18"/>
+        </w:rPr>
+        <w:t>[Ans: 228]</w:t>
+      </w:r>
+    </w:p>
+    <w:p>
+      <w:pPr>
+        <w:pStyle w:val="ListBullet"/>
+        <w:spacing w:after="40"/>
+      </w:pPr>
+      <w:r>
+        <w:rPr>
+          <w:b/>
+          <w:sz w:val="18"/>
+        </w:rPr>
+        <w:t xml:space="preserve">[2026 Evening Shift] Q#2 (MCQ): </w:t>
+      </w:r>
+      <w:r>
+        <w:rPr>
+          <w:sz w:val="18"/>
+        </w:rPr>
+        <w:t xml:space="preserve">"Assuming the experimental mass of _(6)^12C as 12u , the mass defect of _(6)^12C atom is ____ MeV/c^2 . (Mass of proton $=1.0..."  </w:t>
+      </w:r>
+      <w:r>
+        <w:rPr>
+          <w:b/>
+          <w:color w:val="2B6CB0"/>
+          <w:sz w:val="18"/>
+        </w:rPr>
+        <w:t>[Ans: B]</w:t>
+      </w:r>
+    </w:p>
+    <w:p>
+      <w:pPr>
+        <w:spacing w:after="120"/>
+      </w:pPr>
+    </w:p>
+    <w:p>
+      <w:pPr>
+        <w:pStyle w:val="Heading2"/>
+      </w:pPr>
+      <w:r>
+        <w:rPr>
+          <w:color w:val="2B6CB0"/>
+          <w:sz w:val="24"/>
+        </w:rPr>
+        <w:t>3.2 Bohr's Hydrogen Model &amp; Spectral Series (Very High Yield — 107 PYQs)</w:t>
+      </w:r>
+    </w:p>
+    <w:p>
+      <w:r>
+        <w:rPr>
+          <w:b/>
+          <w:sz w:val="20"/>
+        </w:rPr>
+        <w:t xml:space="preserve">Core Principle: </w:t>
+      </w:r>
+      <w:r>
+        <w:rPr>
+          <w:sz w:val="20"/>
+        </w:rPr>
+        <w:t>Quantization of angular momentum L = n\hbar, orbital radii, energy levels of hydrogenic species (Z), and emission lines.</w:t>
+      </w:r>
+    </w:p>
+    <w:tbl>
+      <w:tblPr>
+        <w:tblW w:type="auto" w:w="0"/>
+        <w:jc w:val="center"/>
+        <w:tblLook w:firstColumn="1" w:firstRow="1" w:lastColumn="0" w:lastRow="0" w:noHBand="0" w:noVBand="1" w:val="04A0"/>
+      </w:tblPr>
+      <w:tblGrid>
+        <w:gridCol w:w="10080"/>
+      </w:tblGrid>
+      <w:tr>
+        <w:tc>
+          <w:tcPr>
+            <w:tcW w:type="dxa" w:w="10080"/>
+            <w:shd w:fill="FFF5F5"/>
+            <w:tcMar>
+              <w:top w:w="100" w:type="dxa"/>
+              <w:bottom w:w="100" w:type="dxa"/>
+              <w:left w:w="150" w:type="dxa"/>
+              <w:right w:w="150" w:type="dxa"/>
+            </w:tcMar>
+          </w:tcPr>
+          <w:p>
+            <w:r>
+              <w:rPr>
+                <w:b/>
+                <w:color w:val="C53030"/>
+                <w:sz w:val="19"/>
+              </w:rPr>
+              <w:t xml:space="preserve">⚠️ Common Trap / JEE Pitfall: </w:t>
+            </w:r>
+            <w:r>
+              <w:rPr>
+                <w:color w:val="2D3748"/>
+                <w:sz w:val="19"/>
+              </w:rPr>
+              <w:t>Balmer series lines fall in the VISIBLE spectrum (n_1 = 2). Lyman series lines fall in the ULTRAVIOLET (n_1 = 1).</w:t>
+            </w:r>
+          </w:p>
+        </w:tc>
+      </w:tr>
+    </w:tbl>
+    <w:tbl>
+      <w:tblPr>
+        <w:tblW w:type="auto" w:w="0"/>
+        <w:jc w:val="center"/>
+        <w:tblLook w:firstColumn="1" w:firstRow="1" w:lastColumn="0" w:lastRow="0" w:noHBand="0" w:noVBand="1" w:val="04A0"/>
+      </w:tblPr>
+      <w:tblGrid>
+        <w:gridCol w:w="10080"/>
+      </w:tblGrid>
+      <w:tr>
+        <w:tc>
+          <w:tcPr>
+            <w:tcW w:type="dxa" w:w="10080"/>
+            <w:shd w:fill="F0FFF4"/>
+            <w:tcMar>
+              <w:top w:w="100" w:type="dxa"/>
+              <w:bottom w:w="100" w:type="dxa"/>
+              <w:left w:w="150" w:type="dxa"/>
+              <w:right w:w="150" w:type="dxa"/>
+            </w:tcMar>
+          </w:tcPr>
+          <w:p>
+            <w:r>
+              <w:rPr>
+                <w:b/>
+                <w:color w:val="276749"/>
+                <w:sz w:val="19"/>
+              </w:rPr>
+              <w:t xml:space="preserve">💡 Speed Hack / Trick: </w:t>
+            </w:r>
+            <w:r>
+              <w:rPr>
+                <w:color w:val="2D3748"/>
+                <w:sz w:val="19"/>
+              </w:rPr>
+              <w:t>Total number of spectral lines emitted when electron de-excites from state n to ground state is N = (n(n-1) / 2).</w:t>
             </w:r>
           </w:p>
         </w:tc>
@@ -488,13 +875,13 @@
           <w:b/>
           <w:sz w:val="18"/>
         </w:rPr>
-        <w:t xml:space="preserve">[2026 Evening Shift] Q#1 (MCQ): </w:t>
+        <w:t xml:space="preserve">[2026 Morning Shift] Q#2 (MCQ): </w:t>
       </w:r>
       <w:r>
         <w:rPr>
           <w:sz w:val="18"/>
         </w:rPr>
-        <w:t xml:space="preserve">"Which of the following pair of nuclei are isobars of the element?..."  </w:t>
+        <w:t xml:space="preserve">"In hydrogen atom spectrum, ( R → Rydberg's constant) A. the maximum wavelength of the radiation of Lyman series is $\frac{4}{3R}..."  </w:t>
       </w:r>
       <w:r>
         <w:rPr>
@@ -502,7 +889,7 @@
           <w:color w:val="2B6CB0"/>
           <w:sz w:val="18"/>
         </w:rPr>
-        <w:t>[Ans: A]</w:t>
+        <w:t>[Ans: D]</w:t>
       </w:r>
     </w:p>
     <w:p>
@@ -515,13 +902,13 @@
           <w:b/>
           <w:sz w:val="18"/>
         </w:rPr>
-        <w:t xml:space="preserve">[2026 Evening Shift] Q#1 (Numerical): </w:t>
+        <w:t xml:space="preserve">[2026 Morning Shift] Q#3 (MCQ): </w:t>
       </w:r>
       <w:r>
         <w:rPr>
           <w:sz w:val="18"/>
         </w:rPr>
-        <w:t xml:space="preserve">"The average energy released per fission for the nucleus of _(92)^235U is 190 MeV . When all the atoms of 47 g pure _(92)^235U underg..."  </w:t>
+        <w:t xml:space="preserve">"In the hydrogen atom, the electron makes a transition from the higher orbit (i) to a lower orbit (f) . The ratio of the radius of the orbi..."  </w:t>
       </w:r>
       <w:r>
         <w:rPr>
@@ -529,7 +916,7 @@
           <w:color w:val="2B6CB0"/>
           <w:sz w:val="18"/>
         </w:rPr>
-        <w:t>[Ans: 228]</w:t>
+        <w:t>[Ans: C]</w:t>
       </w:r>
     </w:p>
     <w:p>
@@ -662,6 +1049,129 @@
               <w:t>Solution Analysis:</w:t>
               <w:br/>
               <w:t>According to the de Broglie relation, the momentum (p) of a photon is inversely proportional to its wavelength ( λ ): p=(h / λ) Therefore, the ratio of momenta is the inverse ratio of their wavelengths: \fracp_(1)p_(2)=\fracλ_(2)λ_(1) The Balmer series occurs when an electron transitions from a higher energy level (n_(2)) to the second energy level ( n_(1)=2 ). The wavelength is given by Rydberg formula: (1 / λ)=R(\frac12^2-\frac1n^2) For 1^st line of Balmer transition from n=3 to n=2 . \frac1λ_(1)=R((1 / 4)-(1 / 9))=R((9-4 / 36))=(5R / 36) ⇒ λ_(1)=(36 / 5R) For 2^nd line of Balmer transition from n=4 to n=2 . \frac1λ_(2)=R((1 / 4)-(1 / 16))=R((4-1 / 16))=(3R / 16) ⇒ λ_(2)=(16 / 3R) So, the ratio (α/β) , \fracp_(1)p_(2)=\fracλ_(2)λ_(1)=(16/3R / 36/5R)=(16 / 3) × (5 / 36) ⇒ \fracp_(1)p_(2)=(4 × 5 / 3 × 9)=(20 / 27)=(α / β) So, α=20 and β=27 . Therefore, the correct option is (D).</w:t>
+            </w:r>
+          </w:p>
+        </w:tc>
+      </w:tr>
+    </w:tbl>
+    <w:p>
+      <w:pPr>
+        <w:spacing w:after="120"/>
+      </w:pPr>
+    </w:p>
+    <w:p>
+      <w:pPr>
+        <w:spacing w:before="160" w:after="40"/>
+      </w:pPr>
+      <w:r>
+        <w:rPr>
+          <w:b/>
+          <w:color w:val="1A365D"/>
+          <w:sz w:val="22"/>
+        </w:rPr>
+        <w:t>Benchmark Problem 2: JEE Main 2026 (Online) 23rd January Evening Shift (Q#1)</w:t>
+      </w:r>
+    </w:p>
+    <w:p>
+      <w:pPr>
+        <w:spacing w:after="80"/>
+      </w:pPr>
+      <w:r>
+        <w:rPr>
+          <w:sz w:val="20"/>
+        </w:rPr>
+        <w:t>Which of the following pair of nuclei are isobars of the element?</w:t>
+      </w:r>
+    </w:p>
+    <w:p>
+      <w:pPr>
+        <w:pStyle w:val="ListBullet"/>
+        <w:spacing w:after="20"/>
+      </w:pPr>
+      <w:r>
+        <w:rPr>
+          <w:b/>
+          <w:color w:val="276749"/>
+          <w:sz w:val="19"/>
+        </w:rPr>
+        <w:t>(A) _(1)^3H and _(2)^3He</w:t>
+      </w:r>
+    </w:p>
+    <w:p>
+      <w:pPr>
+        <w:pStyle w:val="ListBullet"/>
+        <w:spacing w:after="20"/>
+      </w:pPr>
+      <w:r>
+        <w:rPr>
+          <w:sz w:val="19"/>
+        </w:rPr>
+        <w:t>(B) _(80)^198Hg and _(79)^197Au</w:t>
+      </w:r>
+    </w:p>
+    <w:p>
+      <w:pPr>
+        <w:pStyle w:val="ListBullet"/>
+        <w:spacing w:after="20"/>
+      </w:pPr>
+      <w:r>
+        <w:rPr>
+          <w:sz w:val="19"/>
+        </w:rPr>
+        <w:t>(C) _(1)^2H and _(1)^3H</w:t>
+      </w:r>
+    </w:p>
+    <w:p>
+      <w:pPr>
+        <w:pStyle w:val="ListBullet"/>
+        <w:spacing w:after="20"/>
+      </w:pPr>
+      <w:r>
+        <w:rPr>
+          <w:sz w:val="19"/>
+        </w:rPr>
+        <w:t>(D) _(92)^236U and _(92)^238U</w:t>
+      </w:r>
+    </w:p>
+    <w:tbl>
+      <w:tblPr>
+        <w:tblW w:type="auto" w:w="0"/>
+        <w:jc w:val="center"/>
+        <w:tblLook w:firstColumn="1" w:firstRow="1" w:lastColumn="0" w:lastRow="0" w:noHBand="0" w:noVBand="1" w:val="04A0"/>
+      </w:tblPr>
+      <w:tblGrid>
+        <w:gridCol w:w="10080"/>
+      </w:tblGrid>
+      <w:tr>
+        <w:tc>
+          <w:tcPr>
+            <w:tcW w:type="dxa" w:w="10080"/>
+            <w:shd w:fill="F7FAFC"/>
+            <w:tcMar>
+              <w:top w:w="100" w:type="dxa"/>
+              <w:bottom w:w="100" w:type="dxa"/>
+              <w:left w:w="150" w:type="dxa"/>
+              <w:right w:w="150" w:type="dxa"/>
+            </w:tcMar>
+          </w:tcPr>
+          <w:p>
+            <w:r>
+              <w:rPr>
+                <w:b/>
+                <w:color w:val="1A365D"/>
+                <w:sz w:val="19"/>
+              </w:rPr>
+              <w:t>Correct Answer: A</w:t>
+              <w:br/>
+            </w:r>
+            <w:r>
+              <w:rPr>
+                <w:color w:val="2D3748"/>
+                <w:sz w:val="18"/>
+              </w:rPr>
+              <w:t>Solution Analysis:</w:t>
+              <w:br/>
+              <w:t>Atoms are represented by the notation X_(Z)^A , where : 1. A is the Mass Number (total number of protons and neutrons). 2. Z is the Atomic Number (number of protons). Isobars are atoms of different chemical elements that have the same mass number (A) but different atomic numbers (Z). Option A : H_(1)^3 and He_(2)^3 Mass numbers: 3 and 3 (Same) Atomic numbers: 1 and 2 (Different) Since they have the same mass number ( A=3 ) but represent different elements ( Z=1 vs Z=2 ), they are Isobars. Hence, option (A) is correct. Option B : Hg_(80)^198 and Au_(79)^197 Mass numbers: 198 and 197 (Different) Atomic numbers: 80 and 79 (Different) So, Hg_(80)^198 and Au_(79)^197 are neither isobars nor isotopes. Hence, option (B) is incorrect. Option C : H_(1)^2 and H_(1)^3 Mass numbers: 2 and 3 (Different) Atomic numbers: 1 and 1 (Same) So, H_(1)^2 and H_(1)^3 are Isotopes of Hydrogen (Deuterium and Tritium). Hence, option (C) is incorrect. Option D : U_(92)^236 and U_(92)^238 Mass numbers: 236 and 238 (Different) Atomic numbers: 92 and 92 (Same) So, U_(92)^236 and U_(92)^238 are Isotopes (same element, different mass) not isobars. Hence, option (D) is incorrect.</w:t>
             </w:r>
           </w:p>
         </w:tc>

--- a/data/exports/atoms-and-nuclei_revision_notes.docx
+++ b/data/exports/atoms-and-nuclei_revision_notes.docx
@@ -209,7 +209,7 @@
               <w:rPr>
                 <w:sz w:val="19"/>
               </w:rPr>
-              <w:t>177 PYQs</w:t>
+              <w:t>149 PYQs</w:t>
             </w:r>
           </w:p>
         </w:tc>
@@ -296,7 +296,7 @@
               <w:rPr>
                 <w:sz w:val="19"/>
               </w:rPr>
-              <w:t>107 PYQs</w:t>
+              <w:t>135 PYQs</w:t>
             </w:r>
           </w:p>
         </w:tc>
@@ -517,7 +517,7 @@
           <w:color w:val="2B6CB0"/>
           <w:sz w:val="24"/>
         </w:rPr>
-        <w:t>3.1 Nuclear Physics, Binding Energy &amp; Radioactivity (Very High Yield — 177 PYQs)</w:t>
+        <w:t>3.1 Nuclear Physics, Binding Energy &amp; Radioactivity (Very High Yield — 149 PYQs)</w:t>
       </w:r>
     </w:p>
     <w:p>
@@ -640,33 +640,6 @@
           <w:b/>
           <w:sz w:val="18"/>
         </w:rPr>
-        <w:t xml:space="preserve">[2026 Evening Shift] Q#1 (MCQ): </w:t>
-      </w:r>
-      <w:r>
-        <w:rPr>
-          <w:sz w:val="18"/>
-        </w:rPr>
-        <w:t xml:space="preserve">"Which of the following pair of nuclei are isobars of the element?..."  </w:t>
-      </w:r>
-      <w:r>
-        <w:rPr>
-          <w:b/>
-          <w:color w:val="2B6CB0"/>
-          <w:sz w:val="18"/>
-        </w:rPr>
-        <w:t>[Ans: A]</w:t>
-      </w:r>
-    </w:p>
-    <w:p>
-      <w:pPr>
-        <w:pStyle w:val="ListBullet"/>
-        <w:spacing w:after="40"/>
-      </w:pPr>
-      <w:r>
-        <w:rPr>
-          <w:b/>
-          <w:sz w:val="18"/>
-        </w:rPr>
         <w:t xml:space="preserve">[2026 Evening Shift] Q#1 (Numerical): </w:t>
       </w:r>
       <w:r>
@@ -713,6 +686,33 @@
     </w:p>
     <w:p>
       <w:pPr>
+        <w:pStyle w:val="ListBullet"/>
+        <w:spacing w:after="40"/>
+      </w:pPr>
+      <w:r>
+        <w:rPr>
+          <w:b/>
+          <w:sz w:val="18"/>
+        </w:rPr>
+        <w:t xml:space="preserve">[2026 Evening Shift] Q#3 (MCQ): </w:t>
+      </w:r>
+      <w:r>
+        <w:rPr>
+          <w:sz w:val="18"/>
+        </w:rPr>
+        <w:t xml:space="preserve">"Two radioactive substances A and B of mass numbers 200 and 212 respectively, shows spontaneous α -decay with same Q value of 1 MeV ..."  </w:t>
+      </w:r>
+      <w:r>
+        <w:rPr>
+          <w:b/>
+          <w:color w:val="2B6CB0"/>
+          <w:sz w:val="18"/>
+        </w:rPr>
+        <w:t>[Ans: C]</w:t>
+      </w:r>
+    </w:p>
+    <w:p>
+      <w:pPr>
         <w:spacing w:after="120"/>
       </w:pPr>
     </w:p>
@@ -725,7 +725,7 @@
           <w:color w:val="2B6CB0"/>
           <w:sz w:val="24"/>
         </w:rPr>
-        <w:t>3.2 Bohr's Hydrogen Model &amp; Spectral Series (Very High Yield — 107 PYQs)</w:t>
+        <w:t>3.2 Bohr's Hydrogen Model &amp; Spectral Series (Very High Yield — 135 PYQs)</w:t>
       </w:r>
     </w:p>
     <w:p>
@@ -875,6 +875,33 @@
           <w:b/>
           <w:sz w:val="18"/>
         </w:rPr>
+        <w:t xml:space="preserve">[2026 Evening Shift] Q#1 (MCQ): </w:t>
+      </w:r>
+      <w:r>
+        <w:rPr>
+          <w:sz w:val="18"/>
+        </w:rPr>
+        <w:t xml:space="preserve">"Which of the following pair of nuclei are isobars of the element?..."  </w:t>
+      </w:r>
+      <w:r>
+        <w:rPr>
+          <w:b/>
+          <w:color w:val="2B6CB0"/>
+          <w:sz w:val="18"/>
+        </w:rPr>
+        <w:t>[Ans: A]</w:t>
+      </w:r>
+    </w:p>
+    <w:p>
+      <w:pPr>
+        <w:pStyle w:val="ListBullet"/>
+        <w:spacing w:after="40"/>
+      </w:pPr>
+      <w:r>
+        <w:rPr>
+          <w:b/>
+          <w:sz w:val="18"/>
+        </w:rPr>
         <w:t xml:space="preserve">[2026 Morning Shift] Q#2 (MCQ): </w:t>
       </w:r>
       <w:r>
@@ -890,33 +917,6 @@
           <w:sz w:val="18"/>
         </w:rPr>
         <w:t>[Ans: D]</w:t>
-      </w:r>
-    </w:p>
-    <w:p>
-      <w:pPr>
-        <w:pStyle w:val="ListBullet"/>
-        <w:spacing w:after="40"/>
-      </w:pPr>
-      <w:r>
-        <w:rPr>
-          <w:b/>
-          <w:sz w:val="18"/>
-        </w:rPr>
-        <w:t xml:space="preserve">[2026 Morning Shift] Q#3 (MCQ): </w:t>
-      </w:r>
-      <w:r>
-        <w:rPr>
-          <w:sz w:val="18"/>
-        </w:rPr>
-        <w:t xml:space="preserve">"In the hydrogen atom, the electron makes a transition from the higher orbit (i) to a lower orbit (f) . The ratio of the radius of the orbi..."  </w:t>
-      </w:r>
-      <w:r>
-        <w:rPr>
-          <w:b/>
-          <w:color w:val="2B6CB0"/>
-          <w:sz w:val="18"/>
-        </w:rPr>
-        <w:t>[Ans: C]</w:t>
       </w:r>
     </w:p>
     <w:p>
@@ -1080,57 +1080,7 @@
         <w:rPr>
           <w:sz w:val="20"/>
         </w:rPr>
-        <w:t>Which of the following pair of nuclei are isobars of the element?</w:t>
-      </w:r>
-    </w:p>
-    <w:p>
-      <w:pPr>
-        <w:pStyle w:val="ListBullet"/>
-        <w:spacing w:after="20"/>
-      </w:pPr>
-      <w:r>
-        <w:rPr>
-          <w:b/>
-          <w:color w:val="276749"/>
-          <w:sz w:val="19"/>
-        </w:rPr>
-        <w:t>(A) _(1)^3H and _(2)^3He</w:t>
-      </w:r>
-    </w:p>
-    <w:p>
-      <w:pPr>
-        <w:pStyle w:val="ListBullet"/>
-        <w:spacing w:after="20"/>
-      </w:pPr>
-      <w:r>
-        <w:rPr>
-          <w:sz w:val="19"/>
-        </w:rPr>
-        <w:t>(B) _(80)^198Hg and _(79)^197Au</w:t>
-      </w:r>
-    </w:p>
-    <w:p>
-      <w:pPr>
-        <w:pStyle w:val="ListBullet"/>
-        <w:spacing w:after="20"/>
-      </w:pPr>
-      <w:r>
-        <w:rPr>
-          <w:sz w:val="19"/>
-        </w:rPr>
-        <w:t>(C) _(1)^2H and _(1)^3H</w:t>
-      </w:r>
-    </w:p>
-    <w:p>
-      <w:pPr>
-        <w:pStyle w:val="ListBullet"/>
-        <w:spacing w:after="20"/>
-      </w:pPr>
-      <w:r>
-        <w:rPr>
-          <w:sz w:val="19"/>
-        </w:rPr>
-        <w:t>(D) _(92)^236U and _(92)^238U</w:t>
+        <w:t>The average energy released per fission for the nucleus of _(92)^235U is 190 MeV . When all the atoms of 47 g pure _(92)^235U undergo fission process, the energy released is α × 10^23MeV . The value of α is ____ . (Avogadro Number =6 × 10^23 per mole)</w:t>
       </w:r>
     </w:p>
     <w:tbl>
@@ -1161,7 +1111,7 @@
                 <w:color w:val="1A365D"/>
                 <w:sz w:val="19"/>
               </w:rPr>
-              <w:t>Correct Answer: A</w:t>
+              <w:t>Correct Answer: 228</w:t>
               <w:br/>
             </w:r>
             <w:r>
@@ -1171,7 +1121,7 @@
               </w:rPr>
               <w:t>Solution Analysis:</w:t>
               <w:br/>
-              <w:t>Atoms are represented by the notation X_(Z)^A , where : 1. A is the Mass Number (total number of protons and neutrons). 2. Z is the Atomic Number (number of protons). Isobars are atoms of different chemical elements that have the same mass number (A) but different atomic numbers (Z). Option A : H_(1)^3 and He_(2)^3 Mass numbers: 3 and 3 (Same) Atomic numbers: 1 and 2 (Different) Since they have the same mass number ( A=3 ) but represent different elements ( Z=1 vs Z=2 ), they are Isobars. Hence, option (A) is correct. Option B : Hg_(80)^198 and Au_(79)^197 Mass numbers: 198 and 197 (Different) Atomic numbers: 80 and 79 (Different) So, Hg_(80)^198 and Au_(79)^197 are neither isobars nor isotopes. Hence, option (B) is incorrect. Option C : H_(1)^2 and H_(1)^3 Mass numbers: 2 and 3 (Different) Atomic numbers: 1 and 1 (Same) So, H_(1)^2 and H_(1)^3 are Isotopes of Hydrogen (Deuterium and Tritium). Hence, option (C) is incorrect. Option D : U_(92)^236 and U_(92)^238 Mass numbers: 236 and 238 (Different) Atomic numbers: 92 and 92 (Same) So, U_(92)^236 and U_(92)^238 are Isotopes (same element, different mass) not isobars. Hence, option (D) is incorrect.</w:t>
+              <w:t>The number of moles (n) is given by the formula : n=(Given Mass / Molar Mass) Given : Mass of Uranium =47g Molar Mass of U_(92)^235=235g/mol n=(47 / 235)=(1 / 5)=0.2moles Each mole contains a number of atoms equal to Avogadro's Number ( N_(A) ). N=n × N_(A) ⇒ N=0.2 × (6 × 10^23) Since each atom (nucleus) releases 190 MeV upon fission : E=N × Energy per fission ⇒ E=(1.2 × 10^23) × 190MeV ⇒ E=228 × 10^23MeV ⇒ α × 10^23MeV=228 × 10^23MeV ⇒ α=228 Therefore, the correct answer is 𝟐𝟐𝟖 .</w:t>
             </w:r>
           </w:p>
         </w:tc>
